--- a/docs/matf78/26_27/78_invariants/matf78-2026_27-78_invariants-class1.docx
+++ b/docs/matf78/26_27/78_invariants/matf78-2026_27-78_invariants-class1.docx
@@ -13,10 +13,219 @@
     </w:p>
     <w:p>
       <w:pPr>
+        <w:pStyle w:val="BlockText"/>
+      </w:pPr>
+      <w:r>
+        <w:t xml:space="preserve">Vai no stāvokļa</w:t>
+      </w:r>
+      <w:r>
+        <w:t xml:space="preserve"> </w:t>
+      </w:r>
+      <m:oMath>
+        <m:r>
+          <m:t>A</m:t>
+        </m:r>
+      </m:oMath>
+      <w:r>
+        <w:t xml:space="preserve"> </w:t>
+      </w:r>
+      <w:r>
+        <w:t xml:space="preserve">var pāriet uz stāvokli</w:t>
+      </w:r>
+      <w:r>
+        <w:t xml:space="preserve"> </w:t>
+      </w:r>
+      <m:oMath>
+        <m:r>
+          <m:t>B</m:t>
+        </m:r>
+      </m:oMath>
+      <w:r>
+        <w:t xml:space="preserve"> </w:t>
+      </w:r>
+      <w:r>
+        <w:t xml:space="preserve">ar noteikta veida gājieniem?</w:t>
+      </w:r>
+    </w:p>
+    <w:p>
+      <w:pPr>
         <w:pStyle w:val="FirstParagraph"/>
       </w:pPr>
       <w:r>
-        <w:t xml:space="preserve">Īsa teorija</w:t>
+        <w:t xml:space="preserve">Invarianti ir</w:t>
+      </w:r>
+      <w:r>
+        <w:t xml:space="preserve"> </w:t>
+      </w:r>
+      <w:r>
+        <w:t xml:space="preserve">“nezūdamības likumi”</w:t>
+      </w:r>
+      <w:r>
+        <w:t xml:space="preserve"> </w:t>
+      </w:r>
+      <w:r>
+        <w:t xml:space="preserve">matemātikā.</w:t>
+      </w:r>
+      <w:r>
+        <w:t xml:space="preserve"> </w:t>
+      </w:r>
+      <w:r>
+        <w:t xml:space="preserve">(Piemēram, ja pārvieto plaknes figūras daļas bez pārklāšanās, tad figūras laukums nemainās.)</w:t>
+      </w:r>
+      <w:r>
+        <w:t xml:space="preserve"> </w:t>
+      </w:r>
+      <w:r>
+        <w:t xml:space="preserve">Šajā nodarbībā par invariantiem algebrā (izteiksmju vērtības, atlikumu, kopskaits).</w:t>
+      </w:r>
+      <w:r>
+        <w:t xml:space="preserve"> </w:t>
+      </w:r>
+      <w:r>
+        <w:t xml:space="preserve">Olimpiādēs invariants parasti jādefinē pašam risinātājam.</w:t>
+      </w:r>
+      <w:r>
+        <w:t xml:space="preserve"> </w:t>
+      </w:r>
+      <w:r>
+        <w:t xml:space="preserve">Pēc invarianta definēšanas, risinājumā var iekļaut šo 3 soļu shēmu:</w:t>
+      </w:r>
+    </w:p>
+    <w:p>
+      <w:pPr>
+        <w:pStyle w:val="Compact"/>
+        <w:numPr>
+          <w:ilvl w:val="0"/>
+          <w:numId w:val="1001"/>
+        </w:numPr>
+      </w:pPr>
+      <w:r>
+        <w:t xml:space="preserve">Nosauc invariantu (pasaka, ka vēlamies aplūkot kaut kādu lielumu).</w:t>
+      </w:r>
+    </w:p>
+    <w:p>
+      <w:pPr>
+        <w:pStyle w:val="Compact"/>
+        <w:numPr>
+          <w:ilvl w:val="0"/>
+          <w:numId w:val="1001"/>
+        </w:numPr>
+      </w:pPr>
+      <w:r>
+        <w:t xml:space="preserve">Katram atļautā gājiena veidam parāda, ka Jūsu invariants nemainās</w:t>
+      </w:r>
+      <w:r>
+        <w:t xml:space="preserve"> </w:t>
+      </w:r>
+      <w:r>
+        <w:t xml:space="preserve">(jāapskata</w:t>
+      </w:r>
+      <w:r>
+        <w:t xml:space="preserve"> </w:t>
+      </w:r>
+      <w:r>
+        <w:rPr>
+          <w:b/>
+          <w:bCs/>
+        </w:rPr>
+        <w:t xml:space="preserve">visi</w:t>
+      </w:r>
+      <w:r>
+        <w:t xml:space="preserve"> </w:t>
+      </w:r>
+      <w:r>
+        <w:t xml:space="preserve">atļautie gājieni, visi figūriņu novietošanas veidi utml.),</w:t>
+      </w:r>
+    </w:p>
+    <w:p>
+      <w:pPr>
+        <w:pStyle w:val="Compact"/>
+        <w:numPr>
+          <w:ilvl w:val="0"/>
+          <w:numId w:val="1001"/>
+        </w:numPr>
+      </w:pPr>
+      <w:r>
+        <w:t xml:space="preserve">Salīdzina vērtību sākumā un beigās. Un iegūst pretrunu, ja nesakrīt.</w:t>
+      </w:r>
+    </w:p>
+    <w:p>
+      <w:pPr>
+        <w:pStyle w:val="FirstParagraph"/>
+      </w:pPr>
+      <w:r>
+        <w:t xml:space="preserve">Invariantu var izveidot arī tad, ja izteiksme mainās, bet to dara</w:t>
+      </w:r>
+      <w:r>
+        <w:t xml:space="preserve"> </w:t>
+      </w:r>
+      <w:r>
+        <w:t xml:space="preserve">“ritmiski”</w:t>
+      </w:r>
+      <w:r>
+        <w:t xml:space="preserve">.</w:t>
+      </w:r>
+      <w:r>
+        <w:t xml:space="preserve"> </w:t>
+      </w:r>
+      <w:r>
+        <w:t xml:space="preserve">Ar invariantu var pierādīt neiespējamību, bet nevar pierādīt iespējamību</w:t>
+      </w:r>
+      <w:r>
+        <w:t xml:space="preserve"> </w:t>
+      </w:r>
+      <w:r>
+        <w:t xml:space="preserve">(ja no stāvokļa</w:t>
+      </w:r>
+      <w:r>
+        <w:t xml:space="preserve"> </w:t>
+      </w:r>
+      <m:oMath>
+        <m:r>
+          <m:t>A</m:t>
+        </m:r>
+      </m:oMath>
+      <w:r>
+        <w:t xml:space="preserve"> </w:t>
+      </w:r>
+      <w:r>
+        <w:rPr>
+          <w:b/>
+          <w:bCs/>
+        </w:rPr>
+        <w:t xml:space="preserve">var</w:t>
+      </w:r>
+      <w:r>
+        <w:t xml:space="preserve"> </w:t>
+      </w:r>
+      <w:r>
+        <w:t xml:space="preserve">nonākt stāvoklī</w:t>
+      </w:r>
+      <w:r>
+        <w:t xml:space="preserve"> </w:t>
+      </w:r>
+      <m:oMath>
+        <m:r>
+          <m:t>B</m:t>
+        </m:r>
+      </m:oMath>
+      <w:r>
+        <w:t xml:space="preserve">, tad jākonstruē piemērs;</w:t>
+      </w:r>
+      <w:r>
+        <w:t xml:space="preserve"> </w:t>
+      </w:r>
+      <w:r>
+        <w:t xml:space="preserve">nepietiek pateikt, ka</w:t>
+      </w:r>
+      <w:r>
+        <w:t xml:space="preserve"> </w:t>
+      </w:r>
+      <w:r>
+        <w:t xml:space="preserve">“sakrita invariants”</w:t>
+      </w:r>
+      <w:r>
+        <w:t xml:space="preserve">).</w:t>
       </w:r>
     </w:p>
     <w:p>
@@ -149,7 +358,7 @@
         <w:pStyle w:val="Compact"/>
         <w:numPr>
           <w:ilvl w:val="0"/>
-          <w:numId w:val="1001"/>
+          <w:numId w:val="1002"/>
         </w:numPr>
       </w:pPr>
       <w:r>
@@ -171,7 +380,7 @@
         <w:pStyle w:val="Compact"/>
         <w:numPr>
           <w:ilvl w:val="0"/>
-          <w:numId w:val="1001"/>
+          <w:numId w:val="1002"/>
         </w:numPr>
       </w:pPr>
       <w:r>
@@ -218,7 +427,7 @@
         <w:pStyle w:val="Compact"/>
         <w:numPr>
           <w:ilvl w:val="0"/>
-          <w:numId w:val="1001"/>
+          <w:numId w:val="1002"/>
         </w:numPr>
       </w:pPr>
       <w:r>
@@ -263,7 +472,7 @@
         <w:t xml:space="preserve"> </w:t>
       </w:r>
       <w:r>
-        <w:t xml:space="preserve">Vai šo procesu var attēlot kaut kā citādi?</w:t>
+        <w:t xml:space="preserve">Vai pirmreizinātāju skaitu (t.i. pašreizējo stāvokli) var attēlot citādi?</w:t>
       </w:r>
     </w:p>
     <w:p>
@@ -296,7 +505,7 @@
         <w:t xml:space="preserve">panākt, ka paliek tikai viena lodīte, ja sākumā ir</w:t>
       </w:r>
       <w:r>
-        <w:t xml:space="preserve"> </w:t>
+        <w:br/>
       </w:r>
       <w:r>
         <w:rPr>
@@ -348,7 +557,7 @@
         <w:t xml:space="preserve">zaļas;</w:t>
       </w:r>
       <w:r>
-        <w:t xml:space="preserve"> </w:t>
+        <w:br/>
       </w:r>
       <w:r>
         <w:rPr>
@@ -405,7 +614,7 @@
         <w:pStyle w:val="Compact"/>
         <w:numPr>
           <w:ilvl w:val="0"/>
-          <w:numId w:val="1002"/>
+          <w:numId w:val="1003"/>
         </w:numPr>
       </w:pPr>
       <w:r>
@@ -419,13 +628,7 @@
         <w:t xml:space="preserve"> </w:t>
       </w:r>
       <w:r>
-        <w:t xml:space="preserve">Divas daļas — atbildes var būt dažādas, un katrai vajag savu</w:t>
-      </w:r>
-      <w:r>
-        <w:t xml:space="preserve"> </w:t>
-      </w:r>
-      <w:r>
-        <w:t xml:space="preserve">pamatojuma veidu.</w:t>
+        <w:t xml:space="preserve">Ir divas daļas, katrai var vajadzēt citu pamatojuma veidu.</w:t>
       </w:r>
     </w:p>
     <w:p>
@@ -433,7 +636,7 @@
         <w:pStyle w:val="Compact"/>
         <w:numPr>
           <w:ilvl w:val="0"/>
-          <w:numId w:val="1002"/>
+          <w:numId w:val="1003"/>
         </w:numPr>
       </w:pPr>
       <w:r>
@@ -447,41 +650,7 @@
         <w:t xml:space="preserve"> </w:t>
       </w:r>
       <w:r>
-        <w:t xml:space="preserve">Viens gājiens: divi skaiti</w:t>
-      </w:r>
-      <w:r>
-        <w:t xml:space="preserve"> </w:t>
-      </w:r>
-      <m:oMath>
-        <m:r>
-          <m:rPr>
-            <m:sty m:val="p"/>
-          </m:rPr>
-          <m:t>−</m:t>
-        </m:r>
-        <m:r>
-          <m:t>1</m:t>
-        </m:r>
-      </m:oMath>
-      <w:r>
-        <w:t xml:space="preserve">, viens skaits</w:t>
-      </w:r>
-      <w:r>
-        <w:t xml:space="preserve"> </w:t>
-      </w:r>
-      <m:oMath>
-        <m:r>
-          <m:rPr>
-            <m:sty m:val="p"/>
-          </m:rPr>
-          <m:t>+</m:t>
-        </m:r>
-        <m:r>
-          <m:t>1</m:t>
-        </m:r>
-      </m:oMath>
-      <w:r>
-        <w:t xml:space="preserve">. Tātad</w:t>
+        <w:t xml:space="preserve">Vienā gājienā</w:t>
       </w:r>
       <w:r>
         <w:t xml:space="preserve"> </w:t>
@@ -491,416 +660,136 @@
           <w:b/>
           <w:bCs/>
         </w:rPr>
-        <w:t xml:space="preserve">visas</w:t>
+        <w:t xml:space="preserve">visas trīs</w:t>
+      </w:r>
+      <w:r>
+        <w:t xml:space="preserve"> </w:t>
+      </w:r>
+      <w:r>
+        <w:t xml:space="preserve">paritātes mainās vienlaikus.</w:t>
+      </w:r>
+      <w:r>
+        <w:t xml:space="preserve"> </w:t>
+      </w:r>
+      <w:r>
+        <w:t xml:space="preserve">Ja diviem skaitļiem reizē mainās paritāte - kas tad paliek nemainīgs?</w:t>
+      </w:r>
+    </w:p>
+    <w:p>
+      <w:pPr>
+        <w:pBdr>
+          <w:bottom w:val="single" w:sz="8" w:space="1" w:color="000000"/>
+        </w:pBdr>
+      </w:pPr>
+    </w:p>
+    <w:bookmarkStart w:id="9" w:name="uzdevums"/>
+    <w:p>
+      <w:pPr>
+        <w:pStyle w:val="Heading2"/>
+      </w:pPr>
+      <w:r>
+        <w:t xml:space="preserve">1.uzdevums</w:t>
+      </w:r>
+    </w:p>
+    <w:p>
+      <w:pPr>
+        <w:pStyle w:val="FirstParagraph"/>
+      </w:pPr>
+      <w:r>
+        <w:t xml:space="preserve">Ieslēdzot kalkulatoru, uz tā ekrāna redzams skaitlis</w:t>
+      </w:r>
+      <w:r>
+        <w:t xml:space="preserve"> </w:t>
+      </w:r>
+      <m:oMath>
+        <m:r>
+          <m:t>1</m:t>
+        </m:r>
+      </m:oMath>
+      <w:r>
+        <w:t xml:space="preserve">; kalkulatoram ir divas</w:t>
+      </w:r>
+      <w:r>
+        <w:t xml:space="preserve"> </w:t>
+      </w:r>
+      <w:r>
+        <w:t xml:space="preserve">pogas – nospiežot zilo pogu, uz ekrāna redzamajam skaitlim pieskaita</w:t>
+      </w:r>
+      <w:r>
+        <w:t xml:space="preserve"> </w:t>
+      </w:r>
+      <m:oMath>
+        <m:r>
+          <m:t>15</m:t>
+        </m:r>
+      </m:oMath>
+      <w:r>
+        <w:t xml:space="preserve">, bet nospiežot zaļo pogu, skaitli pareizina ar</w:t>
+      </w:r>
+      <w:r>
+        <w:t xml:space="preserve"> </w:t>
+      </w:r>
+      <m:oMath>
+        <m:r>
+          <m:t>4</m:t>
+        </m:r>
+      </m:oMath>
+      <w:r>
+        <w:t xml:space="preserve">.</w:t>
+      </w:r>
+      <w:r>
+        <w:br/>
       </w:r>
       <w:r>
         <w:rPr>
           <w:b/>
           <w:bCs/>
         </w:rPr>
-        <w:t xml:space="preserve"> </w:t>
+        <w:t xml:space="preserve">(A)</w:t>
+      </w:r>
+      <w:r>
+        <w:t xml:space="preserve"> </w:t>
+      </w:r>
+      <w:r>
+        <w:t xml:space="preserve">Vai kaut kādā secībā spiežot pogas var iegūt skaitli</w:t>
+      </w:r>
+      <w:r>
+        <w:t xml:space="preserve"> </w:t>
+      </w:r>
+      <m:oMath>
+        <m:r>
+          <m:t>1234</m:t>
+        </m:r>
+      </m:oMath>
+      <w:r>
+        <w:t xml:space="preserve">?</w:t>
+      </w:r>
+      <w:r>
+        <w:br/>
       </w:r>
       <w:r>
         <w:rPr>
           <w:b/>
           <w:bCs/>
         </w:rPr>
-        <w:t xml:space="preserve">trīs</w:t>
-      </w:r>
-      <w:r>
-        <w:t xml:space="preserve"> </w:t>
-      </w:r>
-      <w:r>
-        <w:t xml:space="preserve">paritātes mainās vienlaikus. Kas tad paliek nemainīgs? Jebkuru divu</w:t>
-      </w:r>
-      <w:r>
-        <w:t xml:space="preserve"> </w:t>
-      </w:r>
-      <w:r>
-        <w:t xml:space="preserve">skaitu</w:t>
-      </w:r>
-      <w:r>
-        <w:t xml:space="preserve"> </w:t>
-      </w:r>
-      <w:r>
-        <w:rPr>
-          <w:b/>
-          <w:bCs/>
-        </w:rPr>
-        <w:t xml:space="preserve">starpība</w:t>
-      </w:r>
-      <w:r>
-        <w:t xml:space="preserve"> </w:t>
-      </w:r>
-      <w:r>
-        <w:t xml:space="preserve">pēc moduļa</w:t>
-      </w:r>
-      <w:r>
-        <w:t xml:space="preserve"> </w:t>
-      </w:r>
-      <m:oMath>
-        <m:r>
-          <m:t>2</m:t>
-        </m:r>
-      </m:oMath>
-      <w:r>
-        <w:t xml:space="preserve">.</w:t>
-      </w:r>
-    </w:p>
-    <w:p>
-      <w:pPr>
-        <w:pStyle w:val="Compact"/>
-        <w:numPr>
-          <w:ilvl w:val="0"/>
-          <w:numId w:val="1002"/>
-        </w:numPr>
-      </w:pPr>
-      <w:r>
-        <w:rPr>
-          <w:i/>
-          <w:iCs/>
-        </w:rPr>
-        <w:t xml:space="preserve">Risināšana (A):</w:t>
-      </w:r>
-      <w:r>
-        <w:t xml:space="preserve"> </w:t>
-      </w:r>
-      <w:r>
-        <w:t xml:space="preserve">Sākumā visi trīs skaiti pāra — visas starpības pāra. Beigu</w:t>
-      </w:r>
-      <w:r>
-        <w:t xml:space="preserve"> </w:t>
-      </w:r>
-      <w:r>
-        <w:t xml:space="preserve">stāvoklī</w:t>
-      </w:r>
-      <w:r>
-        <w:t xml:space="preserve"> </w:t>
-      </w:r>
-      <m:oMath>
-        <m:r>
-          <m:rPr>
-            <m:sty m:val="p"/>
-          </m:rPr>
-          <m:t>(</m:t>
-        </m:r>
-        <m:r>
-          <m:t>1</m:t>
-        </m:r>
-        <m:r>
-          <m:rPr>
-            <m:sty m:val="p"/>
-          </m:rPr>
-          <m:t>,</m:t>
-        </m:r>
-        <m:r>
-          <m:t>0</m:t>
-        </m:r>
-        <m:r>
-          <m:rPr>
-            <m:sty m:val="p"/>
-          </m:rPr>
-          <m:t>,</m:t>
-        </m:r>
-        <m:r>
-          <m:t>0</m:t>
-        </m:r>
-        <m:r>
-          <m:rPr>
-            <m:sty m:val="p"/>
-          </m:rPr>
-          <m:t>)</m:t>
-        </m:r>
-      </m:oMath>
-      <w:r>
-        <w:t xml:space="preserve"> </w:t>
-      </w:r>
-      <w:r>
-        <w:t xml:space="preserve">divas starpības ir nepāra. Pretruna, tātad nevar.</w:t>
-      </w:r>
-    </w:p>
-    <w:p>
-      <w:pPr>
-        <w:pStyle w:val="Compact"/>
-        <w:numPr>
-          <w:ilvl w:val="0"/>
-          <w:numId w:val="1002"/>
-        </w:numPr>
-      </w:pPr>
-      <w:r>
-        <w:rPr>
-          <w:i/>
-          <w:iCs/>
-        </w:rPr>
-        <w:t xml:space="preserve">Risināšana (B):</w:t>
-      </w:r>
-      <w:r>
-        <w:t xml:space="preserve"> </w:t>
-      </w:r>
-      <w:r>
-        <w:t xml:space="preserve">Paritātes</w:t>
-      </w:r>
-      <w:r>
-        <w:t xml:space="preserve"> </w:t>
-      </w:r>
-      <m:oMath>
-        <m:r>
-          <m:rPr>
-            <m:sty m:val="p"/>
-          </m:rPr>
-          <m:t>(</m:t>
-        </m:r>
-        <m:r>
-          <m:rPr>
-            <m:nor/>
-            <m:sty m:val="p"/>
-          </m:rPr>
-          <m:t>p</m:t>
-        </m:r>
-        <m:r>
-          <m:rPr>
-            <m:sty m:val="p"/>
-          </m:rPr>
-          <m:t>,</m:t>
-        </m:r>
-        <m:r>
-          <m:rPr>
-            <m:nor/>
-            <m:sty m:val="p"/>
-          </m:rPr>
-          <m:t>p</m:t>
-        </m:r>
-        <m:r>
-          <m:rPr>
-            <m:sty m:val="p"/>
-          </m:rPr>
-          <m:t>,</m:t>
-        </m:r>
-        <m:r>
-          <m:rPr>
-            <m:nor/>
-            <m:sty m:val="p"/>
-          </m:rPr>
-          <m:t>n</m:t>
-        </m:r>
-        <m:r>
-          <m:rPr>
-            <m:sty m:val="p"/>
-          </m:rPr>
-          <m:t>)</m:t>
-        </m:r>
-      </m:oMath>
-      <w:r>
-        <w:t xml:space="preserve"> </w:t>
-      </w:r>
-      <w:r>
-        <w:t xml:space="preserve">neizslēdz</w:t>
-      </w:r>
-      <w:r>
-        <w:t xml:space="preserve"> </w:t>
-      </w:r>
-      <w:r>
-        <w:t xml:space="preserve">rezultātu</w:t>
-      </w:r>
-      <w:r>
-        <w:t xml:space="preserve"> </w:t>
-      </w:r>
-      <m:oMath>
-        <m:r>
-          <m:rPr>
-            <m:sty m:val="p"/>
-          </m:rPr>
-          <m:t>(</m:t>
-        </m:r>
-        <m:r>
-          <m:t>0</m:t>
-        </m:r>
-        <m:r>
-          <m:rPr>
-            <m:sty m:val="p"/>
-          </m:rPr>
-          <m:t>,</m:t>
-        </m:r>
-        <m:r>
-          <m:t>0</m:t>
-        </m:r>
-        <m:r>
-          <m:rPr>
-            <m:sty m:val="p"/>
-          </m:rPr>
-          <m:t>,</m:t>
-        </m:r>
-        <m:r>
-          <m:t>1</m:t>
-        </m:r>
-        <m:r>
-          <m:rPr>
-            <m:sty m:val="p"/>
-          </m:rPr>
-          <m:t>)</m:t>
-        </m:r>
-      </m:oMath>
-      <w:r>
-        <w:t xml:space="preserve"> </w:t>
-      </w:r>
-      <w:r>
-        <w:t xml:space="preserve">— bet tas vēl nenozīmē, ka var! Jāuzrāda gājienu virkne:</w:t>
-      </w:r>
-      <w:r>
-        <w:t xml:space="preserve"> </w:t>
-      </w:r>
-      <w:r>
-        <w:t xml:space="preserve">trīs gājieni</w:t>
-      </w:r>
-      <w:r>
-        <w:t xml:space="preserve"> </w:t>
-      </w:r>
-      <w:r>
-        <w:rPr>
-          <w:i/>
-          <w:iCs/>
-        </w:rPr>
-        <w:t xml:space="preserve">bs</w:t>
-      </w:r>
-      <w:r>
-        <w:t xml:space="preserve">,</w:t>
-      </w:r>
-      <w:r>
-        <w:t xml:space="preserve"> </w:t>
-      </w:r>
-      <w:r>
-        <w:rPr>
-          <w:i/>
-          <w:iCs/>
-        </w:rPr>
-        <w:t xml:space="preserve">bz</w:t>
-      </w:r>
-      <w:r>
-        <w:t xml:space="preserve">,</w:t>
-      </w:r>
-      <w:r>
-        <w:t xml:space="preserve"> </w:t>
-      </w:r>
-      <w:r>
-        <w:rPr>
-          <w:i/>
-          <w:iCs/>
-        </w:rPr>
-        <w:t xml:space="preserve">sz</w:t>
-      </w:r>
-      <w:r>
-        <w:t xml:space="preserve"> </w:t>
-      </w:r>
-      <w:r>
-        <w:t xml:space="preserve">samazina visus trīs skaitus par</w:t>
-      </w:r>
-      <w:r>
-        <w:t xml:space="preserve"> </w:t>
-      </w:r>
-      <m:oMath>
-        <m:r>
-          <m:t>1</m:t>
-        </m:r>
-      </m:oMath>
-      <w:r>
-        <w:t xml:space="preserve">; ar tiem</w:t>
-      </w:r>
-      <w:r>
-        <w:t xml:space="preserve"> </w:t>
-      </w:r>
-      <w:r>
-        <w:t xml:space="preserve">nonāk pie</w:t>
-      </w:r>
-      <w:r>
-        <w:t xml:space="preserve"> </w:t>
-      </w:r>
-      <m:oMath>
-        <m:r>
-          <m:rPr>
-            <m:sty m:val="p"/>
-          </m:rPr>
-          <m:t>(</m:t>
-        </m:r>
-        <m:r>
-          <m:t>1</m:t>
-        </m:r>
-        <m:r>
-          <m:rPr>
-            <m:sty m:val="p"/>
-          </m:rPr>
-          <m:t>,</m:t>
-        </m:r>
-        <m:r>
-          <m:t>3</m:t>
-        </m:r>
-        <m:r>
-          <m:rPr>
-            <m:sty m:val="p"/>
-          </m:rPr>
-          <m:t>,</m:t>
-        </m:r>
-        <m:r>
-          <m:t>6</m:t>
-        </m:r>
-        <m:r>
-          <m:rPr>
-            <m:sty m:val="p"/>
-          </m:rPr>
-          <m:t>)</m:t>
-        </m:r>
-      </m:oMath>
-      <w:r>
-        <w:t xml:space="preserve"> </w:t>
-      </w:r>
-      <w:r>
-        <w:t xml:space="preserve">un tālāk pabeidz ar rokām.</w:t>
-      </w:r>
-    </w:p>
-    <w:p>
-      <w:pPr>
-        <w:pStyle w:val="Compact"/>
-        <w:numPr>
-          <w:ilvl w:val="0"/>
-          <w:numId w:val="1002"/>
-        </w:numPr>
-      </w:pPr>
-      <w:r>
-        <w:rPr>
-          <w:i/>
-          <w:iCs/>
-        </w:rPr>
-        <w:t xml:space="preserve">Atskats:</w:t>
-      </w:r>
-      <w:r>
-        <w:t xml:space="preserve"> </w:t>
-      </w:r>
-      <w:r>
-        <w:t xml:space="preserve">Formulē vienā teikumā, kāpēc invariants nekad nevar pierādīt</w:t>
-      </w:r>
-      <w:r>
-        <w:t xml:space="preserve"> </w:t>
-      </w:r>
-      <w:r>
-        <w:t xml:space="preserve">“jā”</w:t>
-      </w:r>
-      <w:r>
-        <w:t xml:space="preserve">.</w:t>
-      </w:r>
-    </w:p>
-    <w:p>
-      <w:pPr>
-        <w:pBdr>
-          <w:bottom w:val="single" w:sz="8" w:space="1" w:color="000000"/>
-        </w:pBdr>
-      </w:pPr>
-    </w:p>
-    <w:bookmarkStart w:id="9" w:name="uzdevums"/>
-    <w:p>
-      <w:pPr>
-        <w:pStyle w:val="Heading2"/>
-      </w:pPr>
-      <w:r>
-        <w:t xml:space="preserve">1.uzdevums</w:t>
+        <w:t xml:space="preserve">(B)</w:t>
+      </w:r>
+      <w:r>
+        <w:t xml:space="preserve"> </w:t>
+      </w:r>
+      <w:r>
+        <w:t xml:space="preserve">Vai uz šī kalkulatora var iegūt skaitli</w:t>
+      </w:r>
+      <w:r>
+        <w:t xml:space="preserve"> </w:t>
+      </w:r>
+      <m:oMath>
+        <m:r>
+          <m:t>12341234</m:t>
+        </m:r>
+      </m:oMath>
+      <w:r>
+        <w:t xml:space="preserve">?</w:t>
       </w:r>
     </w:p>
     <w:bookmarkEnd w:id="9"/>
@@ -911,6 +800,88 @@
       </w:pPr>
       <w:r>
         <w:t xml:space="preserve">2.uzdevums</w:t>
+      </w:r>
+    </w:p>
+    <w:p>
+      <w:pPr>
+        <w:pStyle w:val="FirstParagraph"/>
+      </w:pPr>
+      <w:r>
+        <w:t xml:space="preserve">Uz galda ir divas konfekšu kaudzītes ar</w:t>
+      </w:r>
+      <w:r>
+        <w:t xml:space="preserve"> </w:t>
+      </w:r>
+      <m:oMath>
+        <m:r>
+          <m:t>3</m:t>
+        </m:r>
+      </m:oMath>
+      <w:r>
+        <w:t xml:space="preserve"> </w:t>
+      </w:r>
+      <w:r>
+        <w:t xml:space="preserve">un</w:t>
+      </w:r>
+      <w:r>
+        <w:t xml:space="preserve"> </w:t>
+      </w:r>
+      <m:oMath>
+        <m:r>
+          <m:t>5</m:t>
+        </m:r>
+      </m:oMath>
+      <w:r>
+        <w:t xml:space="preserve"> </w:t>
+      </w:r>
+      <w:r>
+        <w:t xml:space="preserve">konfektēm. Vienā gājienā</w:t>
+      </w:r>
+      <w:r>
+        <w:t xml:space="preserve"> </w:t>
+      </w:r>
+      <w:r>
+        <w:t xml:space="preserve">jebkurai no kaudzītēm var pievienot tik daudz konfekšu, cik ir otrā kaudzītē</w:t>
+      </w:r>
+      <w:r>
+        <w:t xml:space="preserve"> </w:t>
+      </w:r>
+      <w:r>
+        <w:t xml:space="preserve">(pieņemsim, ka mums vienmēr pietiek konfekšu, ko pielikt).</w:t>
+      </w:r>
+      <w:r>
+        <w:t xml:space="preserve"> </w:t>
+      </w:r>
+      <w:r>
+        <w:t xml:space="preserve">Vai pēc vairākiem gājieniem var iegūt kaudzītes, kurās ir attiecīgi</w:t>
+      </w:r>
+      <w:r>
+        <w:t xml:space="preserve"> </w:t>
+      </w:r>
+      <m:oMath>
+        <m:r>
+          <m:t>34</m:t>
+        </m:r>
+      </m:oMath>
+      <w:r>
+        <w:t xml:space="preserve"> </w:t>
+      </w:r>
+      <w:r>
+        <w:t xml:space="preserve">un</w:t>
+      </w:r>
+      <w:r>
+        <w:t xml:space="preserve"> </w:t>
+      </w:r>
+      <m:oMath>
+        <m:r>
+          <m:t>144</m:t>
+        </m:r>
+      </m:oMath>
+      <w:r>
+        <w:t xml:space="preserve"> </w:t>
+      </w:r>
+      <w:r>
+        <w:t xml:space="preserve">konfektes?</w:t>
       </w:r>
     </w:p>
     <w:bookmarkEnd w:id="10"/>
@@ -1067,6 +1038,91 @@
       </w:pPr>
     </w:lvl>
   </w:abstractNum>
+  <w:abstractNum w:abstractNumId="99411">
+    <w:nsid w:val="00A99411"/>
+    <w:multiLevelType w:val="multilevel"/>
+    <w:lvl w:ilvl="0">
+      <w:start w:val="1"/>
+      <w:numFmt w:val="decimal"/>
+      <w:lvlText w:val="%1."/>
+      <w:lvlJc w:val="left"/>
+      <w:pPr>
+        <w:ind w:left="720" w:hanging="360"/>
+      </w:pPr>
+    </w:lvl>
+    <w:lvl w:ilvl="1">
+      <w:start w:val="1"/>
+      <w:numFmt w:val="decimal"/>
+      <w:lvlText w:val="%2."/>
+      <w:lvlJc w:val="left"/>
+      <w:pPr>
+        <w:ind w:left="1440" w:hanging="360"/>
+      </w:pPr>
+    </w:lvl>
+    <w:lvl w:ilvl="2">
+      <w:start w:val="1"/>
+      <w:numFmt w:val="decimal"/>
+      <w:lvlText w:val="%3."/>
+      <w:lvlJc w:val="left"/>
+      <w:pPr>
+        <w:ind w:left="2160" w:hanging="360"/>
+      </w:pPr>
+    </w:lvl>
+    <w:lvl w:ilvl="3">
+      <w:start w:val="1"/>
+      <w:numFmt w:val="decimal"/>
+      <w:lvlText w:val="%4."/>
+      <w:lvlJc w:val="left"/>
+      <w:pPr>
+        <w:ind w:left="2880" w:hanging="360"/>
+      </w:pPr>
+    </w:lvl>
+    <w:lvl w:ilvl="4">
+      <w:start w:val="1"/>
+      <w:numFmt w:val="decimal"/>
+      <w:lvlText w:val="%5."/>
+      <w:lvlJc w:val="left"/>
+      <w:pPr>
+        <w:ind w:left="3600" w:hanging="360"/>
+      </w:pPr>
+    </w:lvl>
+    <w:lvl w:ilvl="5">
+      <w:start w:val="1"/>
+      <w:numFmt w:val="decimal"/>
+      <w:lvlText w:val="%6."/>
+      <w:lvlJc w:val="left"/>
+      <w:pPr>
+        <w:ind w:left="4320" w:hanging="360"/>
+      </w:pPr>
+    </w:lvl>
+    <w:lvl w:ilvl="6">
+      <w:start w:val="1"/>
+      <w:numFmt w:val="decimal"/>
+      <w:lvlText w:val="%7."/>
+      <w:lvlJc w:val="left"/>
+      <w:pPr>
+        <w:ind w:left="5040" w:hanging="360"/>
+      </w:pPr>
+    </w:lvl>
+    <w:lvl w:ilvl="7">
+      <w:start w:val="1"/>
+      <w:numFmt w:val="decimal"/>
+      <w:lvlText w:val="%8."/>
+      <w:lvlJc w:val="left"/>
+      <w:pPr>
+        <w:ind w:left="5760" w:hanging="360"/>
+      </w:pPr>
+    </w:lvl>
+    <w:lvl w:ilvl="8">
+      <w:start w:val="1"/>
+      <w:numFmt w:val="decimal"/>
+      <w:lvlText w:val="%9."/>
+      <w:lvlJc w:val="left"/>
+      <w:pPr>
+        <w:ind w:left="6480" w:hanging="360"/>
+      </w:pPr>
+    </w:lvl>
+  </w:abstractNum>
   <w:abstractNum w:abstractNumId="991">
     <w:nsid w:val="0000A991"/>
     <w:multiLevelType w:val="multilevel"/>
@@ -1174,9 +1230,39 @@
     <w:abstractNumId w:val="990"/>
   </w:num>
   <w:num w:numId="1001">
+    <w:abstractNumId w:val="99411"/>
+    <w:lvlOverride w:ilvl="0">
+      <w:startOverride w:val="1"/>
+    </w:lvlOverride>
+    <w:lvlOverride w:ilvl="1">
+      <w:startOverride w:val="1"/>
+    </w:lvlOverride>
+    <w:lvlOverride w:ilvl="2">
+      <w:startOverride w:val="1"/>
+    </w:lvlOverride>
+    <w:lvlOverride w:ilvl="3">
+      <w:startOverride w:val="1"/>
+    </w:lvlOverride>
+    <w:lvlOverride w:ilvl="4">
+      <w:startOverride w:val="1"/>
+    </w:lvlOverride>
+    <w:lvlOverride w:ilvl="5">
+      <w:startOverride w:val="1"/>
+    </w:lvlOverride>
+    <w:lvlOverride w:ilvl="6">
+      <w:startOverride w:val="1"/>
+    </w:lvlOverride>
+    <w:lvlOverride w:ilvl="7">
+      <w:startOverride w:val="1"/>
+    </w:lvlOverride>
+    <w:lvlOverride w:ilvl="8">
+      <w:startOverride w:val="1"/>
+    </w:lvlOverride>
+  </w:num>
+  <w:num w:numId="1002">
     <w:abstractNumId w:val="991"/>
   </w:num>
-  <w:num w:numId="1002">
+  <w:num w:numId="1003">
     <w:abstractNumId w:val="991"/>
   </w:num>
 </w:numbering>

--- a/docs/matf78/26_27/78_invariants/matf78-2026_27-78_invariants-class1.docx
+++ b/docs/matf78/26_27/78_invariants/matf78-2026_27-78_invariants-class1.docx
@@ -2,7 +2,7 @@
 <file path=word/document.xml><?xml version="1.0" encoding="utf-8"?>
 <w:document xmlns:w="http://schemas.openxmlformats.org/wordprocessingml/2006/main" xmlns:m="http://schemas.openxmlformats.org/officeDocument/2006/math" xmlns:r="http://schemas.openxmlformats.org/officeDocument/2006/relationships" xmlns:o="urn:schemas-microsoft-com:office:office" xmlns:v="urn:schemas-microsoft-com:vml" xmlns:w10="urn:schemas-microsoft-com:office:word" xmlns:a="http://schemas.openxmlformats.org/drawingml/2006/main" xmlns:pic="http://schemas.openxmlformats.org/drawingml/2006/picture" xmlns:wp="http://schemas.openxmlformats.org/drawingml/2006/wordprocessingDrawing">
   <w:body>
-    <w:bookmarkStart w:id="11" w:name="a.-invarianti-skaitliski-invarianti"/>
+    <w:bookmarkStart w:id="12" w:name="a.-invarianti-skaitliski-invarianti"/>
     <w:p>
       <w:pPr>
         <w:pStyle w:val="Heading1"/>
@@ -885,7 +885,86 @@
       </w:r>
     </w:p>
     <w:bookmarkEnd w:id="10"/>
+    <w:bookmarkStart w:id="11" w:name="uzdevums-lv.nol.2026.10.3"/>
+    <w:p>
+      <w:pPr>
+        <w:pStyle w:val="Heading2"/>
+      </w:pPr>
+      <w:r>
+        <w:t xml:space="preserve">3.uzdevums (LV.NOL.2026.10.3)</w:t>
+      </w:r>
+    </w:p>
+    <w:p>
+      <w:pPr>
+        <w:pStyle w:val="FirstParagraph"/>
+      </w:pPr>
+      <w:r>
+        <w:t xml:space="preserve">No</w:t>
+      </w:r>
+      <w:r>
+        <w:t xml:space="preserve"> </w:t>
+      </w:r>
+      <m:oMath>
+        <m:r>
+          <m:t>24</m:t>
+        </m:r>
+      </m:oMath>
+      <w:r>
+        <w:t xml:space="preserve"> </w:t>
+      </w:r>
+      <w:r>
+        <w:t xml:space="preserve">melniem un</w:t>
+      </w:r>
+      <w:r>
+        <w:t xml:space="preserve"> </w:t>
+      </w:r>
+      <m:oMath>
+        <m:r>
+          <m:t>25</m:t>
+        </m:r>
+      </m:oMath>
+      <w:r>
+        <w:t xml:space="preserve"> </w:t>
+      </w:r>
+      <w:r>
+        <w:t xml:space="preserve">baltiem kubiņiem ir izveidots</w:t>
+      </w:r>
+      <w:r>
+        <w:t xml:space="preserve"> </w:t>
+      </w:r>
+      <w:r>
+        <w:t xml:space="preserve">“tornis”</w:t>
+      </w:r>
+      <w:r>
+        <w:t xml:space="preserve">, saliekot</w:t>
+      </w:r>
+      <w:r>
+        <w:t xml:space="preserve"> </w:t>
+      </w:r>
+      <w:r>
+        <w:t xml:space="preserve">kubiņus vienu virs otra. Uz katra melnā kubiņa ir uzrakstīts balto</w:t>
+      </w:r>
+      <w:r>
+        <w:t xml:space="preserve"> </w:t>
+      </w:r>
+      <w:r>
+        <w:t xml:space="preserve">kubiņu skaits, kas atrodas virs tā, bet uz katra baltā kubiņa</w:t>
+      </w:r>
+      <w:r>
+        <w:t xml:space="preserve"> </w:t>
+      </w:r>
+      <w:r>
+        <w:t xml:space="preserve">ir uzrakstīts melno kubiņu skaits, kas atrodas virs tā.</w:t>
+      </w:r>
+      <w:r>
+        <w:t xml:space="preserve"> </w:t>
+      </w:r>
+      <w:r>
+        <w:t xml:space="preserve">Kāda var būt visu uzrakstīto skaitļu summa?</w:t>
+      </w:r>
+    </w:p>
     <w:bookmarkEnd w:id="11"/>
+    <w:bookmarkEnd w:id="12"/>
     <w:sectPr>
       <w:headerReference w:type="default" r:id="rId9"/>
       <w:footerReference w:type="default" r:id="rId10"/>
